--- a/DEVSmodelsForm.docx
+++ b/DEVSmodelsForm.docx
@@ -17,28 +17,13 @@
           <w:sz w:val="28"/>
           <w:szCs w:val="28"/>
         </w:rPr>
-        <w:t>DEVS</w:t>
-      </w:r>
-      <w:r>
-        <w:rPr>
-          <w:b/>
-          <w:bCs/>
-          <w:sz w:val="28"/>
-          <w:szCs w:val="28"/>
-        </w:rPr>
-        <w:t xml:space="preserve"> Model Data Form</w:t>
+        <w:t>DEVS Model Data Form</w:t>
       </w:r>
     </w:p>
     <w:p/>
     <w:p>
       <w:r>
-        <w:t xml:space="preserve">Title: </w:t>
-      </w:r>
-      <w:r>
-        <w:t>Presto Card Charging Machine</w:t>
-      </w:r>
-      <w:r>
-        <w:t xml:space="preserve"> </w:t>
+        <w:t xml:space="preserve">Title: Presto Card Charging Machine </w:t>
       </w:r>
       <w:bookmarkStart w:id="0" w:name="f0y9mzkfkzd2" w:colFirst="0" w:colLast="0"/>
       <w:bookmarkEnd w:id="0"/>
@@ -58,13 +43,7 @@
     </w:p>
     <w:p>
       <w:r>
-        <w:t xml:space="preserve">Acronym/Short name: </w:t>
-      </w:r>
-      <w:r>
-        <w:t xml:space="preserve">Presto Charging Machine </w:t>
-      </w:r>
-      <w:r>
-        <w:t xml:space="preserve">  </w:t>
+        <w:t xml:space="preserve">Acronym/Short name: Presto Charging Machine   </w:t>
       </w:r>
       <w:bookmarkStart w:id="2" w:name="5nei515i5wud" w:colFirst="0" w:colLast="0"/>
       <w:bookmarkEnd w:id="2"/>
@@ -74,10 +53,7 @@
     </w:p>
     <w:p>
       <w:r>
-        <w:t xml:space="preserve">Purpose for which Developed: </w:t>
-      </w:r>
-      <w:r>
-        <w:t xml:space="preserve">To </w:t>
+        <w:t xml:space="preserve">Purpose for which Developed: To </w:t>
       </w:r>
       <w:r>
         <w:rPr>
@@ -97,10 +73,7 @@
     </w:p>
     <w:p>
       <w:r>
-        <w:t>Other Applications for which it is Suitable:</w:t>
-      </w:r>
-      <w:r>
-        <w:t xml:space="preserve"> Automated Teller Machines, handling card insertion, PIN verification, transaction requests, cash dispensing, and receipt printing in a sequential manner</w:t>
+        <w:t>Other Applications for which it is Suitable: Automated Teller Machines, handling card insertion, PIN verification, transaction requests, cash dispensing, and receipt printing in a sequential manner</w:t>
       </w:r>
       <w:bookmarkStart w:id="4" w:name="sqra2xis26bx" w:colFirst="0" w:colLast="0"/>
       <w:bookmarkEnd w:id="4"/>
@@ -110,13 +83,7 @@
     </w:p>
     <w:p>
       <w:r>
-        <w:t xml:space="preserve">Date Developed/Implemented: </w:t>
-      </w:r>
-      <w:r>
-        <w:t>01/03/2026</w:t>
-      </w:r>
-      <w:r>
-        <w:t xml:space="preserve">   </w:t>
+        <w:t xml:space="preserve">Date Developed/Implemented: 01/03/2026   </w:t>
       </w:r>
       <w:bookmarkStart w:id="5" w:name="vtkupby1jyqy" w:colFirst="0" w:colLast="0"/>
       <w:bookmarkEnd w:id="5"/>
@@ -131,10 +98,7 @@
       <w:bookmarkStart w:id="6" w:name="4u5hhkijfmbn" w:colFirst="0" w:colLast="0"/>
       <w:bookmarkEnd w:id="6"/>
       <w:r>
-        <w:t>:</w:t>
-      </w:r>
-      <w:r>
-        <w:t xml:space="preserve"> Public Transit Systems</w:t>
+        <w:t>: Public Transit Systems</w:t>
       </w:r>
     </w:p>
     <w:p>
@@ -149,21 +113,18 @@
     </w:p>
     <w:p>
       <w:r>
-        <w:t>URL:</w:t>
-      </w:r>
-      <w:r>
-        <w:t xml:space="preserve"> https://github.com/salamanoureldean/PrestoCardChargingMachine/tree/master</w:t>
+        <w:t>URL: https://github.com/salamanoureldean/PrestoCard</w:t>
+      </w:r>
+      <w:r>
+        <w:t>Rec</w:t>
+      </w:r>
+      <w:r>
+        <w:t>hargingMachine</w:t>
       </w:r>
     </w:p>
     <w:p>
       <w:r>
-        <w:t>Description (including characteristics):</w:t>
-      </w:r>
-      <w:r>
-        <w:t xml:space="preserve"> </w:t>
-      </w:r>
-      <w:r>
-        <w:t>A discrete-event model of a Presto Card Charging Machine that processes card insertion, money deposits, and receipt requests using FIFO message handling to update the card balance and generate receipts with timed processing delays.</w:t>
+        <w:t>Description (including characteristics): A discrete-event model of a Presto Card Charging Machine that processes card insertion, money deposits, and receipt requests using FIFO message handling to update the card balance and generate receipts with timed processing delays.</w:t>
       </w:r>
     </w:p>
     <w:p>
@@ -178,10 +139,7 @@
     </w:p>
     <w:p>
       <w:r>
-        <w:t>Developer: Salama Nour</w:t>
-      </w:r>
-      <w:r>
-        <w:t>eldean</w:t>
+        <w:t>Developer: Salama Noureldean</w:t>
       </w:r>
     </w:p>
     <w:tbl>
@@ -216,13 +174,7 @@
             <w:bookmarkStart w:id="9" w:name="cnclseabdjrb" w:colFirst="0" w:colLast="0"/>
             <w:bookmarkEnd w:id="9"/>
             <w:r>
-              <w:t>:</w:t>
-            </w:r>
-            <w:r>
-              <w:t xml:space="preserve"> Salama Noureldean</w:t>
-            </w:r>
-            <w:r>
-              <w:t>    </w:t>
+              <w:t>: Salama Noureldean    </w:t>
             </w:r>
           </w:p>
         </w:tc>
@@ -232,13 +184,7 @@
           </w:tcPr>
           <w:p>
             <w:r>
-              <w:t>Acronym</w:t>
-            </w:r>
-            <w:r>
-              <w:t>: PCCM</w:t>
-            </w:r>
-            <w:r>
-              <w:t>  </w:t>
+              <w:t>Acronym: PCCM  </w:t>
             </w:r>
           </w:p>
         </w:tc>
@@ -263,13 +209,7 @@
           </w:tcPr>
           <w:p>
             <w:r>
-              <w:t>[e-mail]</w:t>
-            </w:r>
-            <w:r>
-              <w:t xml:space="preserve">: </w:t>
-            </w:r>
-            <w:r>
-              <w:t>salamanoureldean@cmail.carleton.ca       </w:t>
+              <w:t>[e-mail]: salamanoureldean@cmail.carleton.ca       </w:t>
             </w:r>
           </w:p>
         </w:tc>
@@ -304,10 +244,7 @@
           </w:tcPr>
           <w:p>
             <w:r>
-              <w:t>City:</w:t>
-            </w:r>
-            <w:r>
-              <w:t xml:space="preserve"> Nepean</w:t>
+              <w:t>City: Nepean</w:t>
             </w:r>
           </w:p>
         </w:tc>
@@ -322,10 +259,7 @@
             <w:bookmarkStart w:id="11" w:name="hrzzwqx38flg" w:colFirst="0" w:colLast="0"/>
             <w:bookmarkEnd w:id="11"/>
             <w:r>
-              <w:t xml:space="preserve"> </w:t>
-            </w:r>
-            <w:r>
-              <w:t>Ontario</w:t>
+              <w:t xml:space="preserve"> Ontario</w:t>
             </w:r>
             <w:r>
               <w:t> </w:t>
@@ -340,10 +274,7 @@
           </w:tcPr>
           <w:p>
             <w:r>
-              <w:t>Zip</w:t>
-            </w:r>
-            <w:r>
-              <w:t>: K2J 0M7</w:t>
+              <w:t>Zip: K2J 0M7</w:t>
             </w:r>
             <w:bookmarkStart w:id="12" w:name="u8xesaqvr6nr" w:colFirst="0" w:colLast="0"/>
             <w:bookmarkEnd w:id="12"/>
@@ -363,10 +294,7 @@
           </w:tcPr>
           <w:p>
             <w:r>
-              <w:t>Phone:</w:t>
-            </w:r>
-            <w:r>
-              <w:t xml:space="preserve"> 343-987-3127</w:t>
+              <w:t>Phone: 343-987-3127</w:t>
             </w:r>
             <w:r>
               <w:t> </w:t>
